--- a/NAME.docx
+++ b/NAME.docx
@@ -165,27 +165,7 @@
           <w:sz w:val="48"/>
           <w:szCs w:val="48"/>
         </w:rPr>
-        <w:t xml:space="preserve"> SUBJECT </w:t>
-      </w:r>
-      <w:proofErr w:type="gramStart"/>
-      <w:r>
-        <w:rPr>
-          <w:rFonts w:ascii="Times New Roman" w:hAnsi="Times New Roman" w:cs="Times New Roman"/>
-          <w:b/>
-          <w:sz w:val="48"/>
-          <w:szCs w:val="48"/>
-        </w:rPr>
-        <w:t>OS(</w:t>
-      </w:r>
-      <w:proofErr w:type="gramEnd"/>
-      <w:r>
-        <w:rPr>
-          <w:rFonts w:ascii="Times New Roman" w:hAnsi="Times New Roman" w:cs="Times New Roman"/>
-          <w:b/>
-          <w:sz w:val="48"/>
-          <w:szCs w:val="48"/>
-        </w:rPr>
-        <w:t>LAB)</w:t>
+        <w:t xml:space="preserve"> SUBJECT: MAD</w:t>
       </w:r>
     </w:p>
     <w:p>
@@ -293,7 +273,18 @@
           <w:szCs w:val="36"/>
         </w:rPr>
         <w:lastRenderedPageBreak/>
-        <w:t>ASSIGNMENT 1 GitHub Link</w:t>
+        <w:t>Lab task</w:t>
+      </w:r>
+      <w:bookmarkStart w:id="0" w:name="_GoBack"/>
+      <w:bookmarkEnd w:id="0"/>
+      <w:r>
+        <w:rPr>
+          <w:rFonts w:ascii="Times New Roman" w:hAnsi="Times New Roman" w:cs="Times New Roman"/>
+          <w:b/>
+          <w:sz w:val="36"/>
+          <w:szCs w:val="36"/>
+        </w:rPr>
+        <w:t xml:space="preserve"> GitHub Link</w:t>
       </w:r>
     </w:p>
     <w:p>
@@ -302,6 +293,7 @@
           <w:rFonts w:ascii="Times New Roman" w:hAnsi="Times New Roman" w:cs="Times New Roman"/>
           <w:sz w:val="24"/>
           <w:szCs w:val="24"/>
+          <w:u w:val="single"/>
         </w:rPr>
       </w:pPr>
       <w:hyperlink r:id="rId4" w:history="1">
@@ -312,7 +304,7 @@
             <w:sz w:val="24"/>
             <w:szCs w:val="24"/>
           </w:rPr>
-          <w:t>https://github.com/Umer1farooq/mobile-application-develpment/tree/</w:t>
+          <w:t>mobile-applic</w:t>
         </w:r>
         <w:r>
           <w:rPr>
@@ -321,7 +313,7 @@
             <w:sz w:val="24"/>
             <w:szCs w:val="24"/>
           </w:rPr>
-          <w:t>m</w:t>
+          <w:t>a</w:t>
         </w:r>
         <w:r>
           <w:rPr>
@@ -330,11 +322,40 @@
             <w:sz w:val="24"/>
             <w:szCs w:val="24"/>
           </w:rPr>
-          <w:t>ain/Assignment-1</w:t>
+          <w:t>tion-</w:t>
         </w:r>
+        <w:proofErr w:type="spellStart"/>
+        <w:r>
+          <w:rPr>
+            <w:rStyle w:val="Hyperlink"/>
+            <w:rFonts w:ascii="Times New Roman" w:hAnsi="Times New Roman" w:cs="Times New Roman"/>
+            <w:sz w:val="24"/>
+            <w:szCs w:val="24"/>
+          </w:rPr>
+          <w:t>develpment</w:t>
+        </w:r>
+        <w:proofErr w:type="spellEnd"/>
+        <w:r>
+          <w:rPr>
+            <w:rStyle w:val="Hyperlink"/>
+            <w:rFonts w:ascii="Times New Roman" w:hAnsi="Times New Roman" w:cs="Times New Roman"/>
+            <w:sz w:val="24"/>
+            <w:szCs w:val="24"/>
+          </w:rPr>
+          <w:t>/labs/lib/Lab10.dart at main · Umer1farooq/mobile-application-</w:t>
+        </w:r>
+        <w:proofErr w:type="spellStart"/>
+        <w:r>
+          <w:rPr>
+            <w:rStyle w:val="Hyperlink"/>
+            <w:rFonts w:ascii="Times New Roman" w:hAnsi="Times New Roman" w:cs="Times New Roman"/>
+            <w:sz w:val="24"/>
+            <w:szCs w:val="24"/>
+          </w:rPr>
+          <w:t>develpment</w:t>
+        </w:r>
+        <w:proofErr w:type="spellEnd"/>
       </w:hyperlink>
-      <w:bookmarkStart w:id="0" w:name="_GoBack"/>
-      <w:bookmarkEnd w:id="0"/>
     </w:p>
     <w:sectPr>
       <w:pgSz w:w="12240" w:h="15840"/>
